--- a/docs/manuscript/preprint_variant.docx
+++ b/docs/manuscript/preprint_variant.docx
@@ -21,18 +21,6 @@
     <w:p>
       <w:pPr>
         <w:pStyle w:val="FirstParagraph"/>
-      </w:pPr>
-      <w:r>
-        <w:rPr>
-          <w:b/>
-          <w:bCs/>
-        </w:rPr>
-        <w:t xml:space="preserve">Rahul Kumar Mishra</w:t>
-      </w:r>
-    </w:p>
-    <w:p>
-      <w:pPr>
-        <w:pStyle w:val="BodyText"/>
       </w:pPr>
       <w:r>
         <w:t xml:space="preserve">Independent Researcher, Ranchi, Jharkhand, India</w:t>
@@ -10169,7 +10157,7 @@
         <w:pStyle w:val="FirstParagraph"/>
       </w:pPr>
       <w:r>
-        <w:t xml:space="preserve">The mistake, stated plainly and read from the exploratory diagnosis, is that the probes and the truth predicates were not the same constructs, and that no test existed where the parameters were set. The census decisions were by-products of one planner’s run: whether it located an avatar from its first presses, whether its first-level model mispredicted, whether it walked through a color it had called a wall, whether a recorded place ended a level again. The truth entries are properties of the environment’s step function. Only A1 is measured in nearly the same terms on both sides, and only A1 had no failing V1 line. I wrote the truth definitions and the census rules separately, each with care, and never checked on any game, before registration, that one estimated the other.</w:t>
+        <w:t xml:space="preserve">The mistake, stated plainly and read from the exploratory diagnosis, is that the probes and the truth predicates were not the same constructs, and that no test existed where the parameters were set. The census decisions were by-products of one planner’s run: whether it located an avatar from its first presses, whether its first-level model mispredicted, whether it walked through a color it had called a wall, whether a recorded place ended a level again. The truth entries are properties of the environment’s step function. Only A1 is measured in nearly the same terms on both sides, and only A1 had no failing V1 line. I wrote the truth definitions and the census rules separately and never checked on any game, before registration, that one estimated the other.</w:t>
       </w:r>
     </w:p>
     <w:p>
@@ -12579,7 +12567,7 @@
               <w:pStyle w:val="Compact"/>
             </w:pPr>
             <w:r>
-              <w:t xml:space="preserve">docs/STATE.md (687983a); docs/manuscript/REFERENCES_CHECK.md (changed in the commit that carries this table); docs/manuscript/REVIEW_draft1.md (48931d2); docs/preprint/preprint.md (8bed48b); docs/preprint/references.bib (8bed48b)</w:t>
+              <w:t xml:space="preserve">docs/STATE.md (687983a); docs/manuscript/REFERENCES_CHECK.md (6df6718); docs/manuscript/REVIEW_draft1.md (48931d2); docs/preprint/preprint.md (8bed48b); docs/preprint/references.bib (8bed48b)</w:t>
             </w:r>
           </w:p>
         </w:tc>
@@ -12603,7 +12591,7 @@
               <w:pStyle w:val="Compact"/>
             </w:pPr>
             <w:r>
-              <w:t xml:space="preserve">docs/manuscript/REFERENCES_CHECK.md (changed in the commit that carries this table); docs/preprint/preprint.md (8bed48b); docs/preprint/references.bib (8bed48b); docs/tables/v1.json (bb0f1a1); docs/tables/v2.json (bb0f1a1)</w:t>
+              <w:t xml:space="preserve">docs/manuscript/REFERENCES_CHECK.md (6df6718); docs/preprint/preprint.md (8bed48b); docs/preprint/references.bib (8bed48b); docs/tables/v1.json (bb0f1a1); docs/tables/v2.json (bb0f1a1)</w:t>
             </w:r>
           </w:p>
         </w:tc>

--- a/docs/manuscript/preprint_variant.docx
+++ b/docs/manuscript/preprint_variant.docx
@@ -12399,7 +12399,7 @@
               <w:pStyle w:val="Compact"/>
             </w:pPr>
             <w:r>
-              <w:t xml:space="preserve">docs/EXPLORATORY_V1_DIAGNOSIS.md (7d9205e); docs/GROUND_TRUTH_minigrid.md (f12e529); docs/GROUND_TRUTH_procgen.md (8d209b3); docs/HELDOUT.md (4d2c02c); docs/PREREG.md (7d9205e); docs/STATE.md (687983a); docs/tables/v1.json (bb0f1a1); docs/tables/v2.json (bb0f1a1); runs/checks/determinism_check.json (5ac65c1); runs/exploratory/v1_diagnosis.json (66e5606); runs/pilot_checks/pilot_check.json (cda7aa0); runs/pilot_checks/procgen_camera_check.json (cda7aa0); scripts/analyze_common.py (a96e49e)</w:t>
+              <w:t xml:space="preserve">docs/EXPLORATORY_V1_DIAGNOSIS.md (7d9205e); docs/GROUND_TRUTH_minigrid.md (f12e529); docs/GROUND_TRUTH_procgen.md (8d209b3); docs/HELDOUT.md (4d2c02c); docs/PREREG.md (7d9205e); docs/STATE.md (2048f36); docs/tables/v1.json (bb0f1a1); docs/tables/v2.json (bb0f1a1); runs/checks/determinism_check.json (5ac65c1); runs/exploratory/v1_diagnosis.json (66e5606); runs/pilot_checks/pilot_check.json (cda7aa0); runs/pilot_checks/procgen_camera_check.json (cda7aa0); scripts/analyze_common.py (a96e49e)</w:t>
             </w:r>
           </w:p>
         </w:tc>
@@ -12495,7 +12495,7 @@
               <w:pStyle w:val="Compact"/>
             </w:pPr>
             <w:r>
-              <w:t xml:space="preserve">docs/PREREG.md (7d9205e); docs/STATE.md (687983a); git tag objects and git ls-tree (the tag objects themselves)</w:t>
+              <w:t xml:space="preserve">docs/PREREG.md (7d9205e); docs/STATE.md (2048f36); git tag objects and git ls-tree (the tag objects themselves)</w:t>
             </w:r>
           </w:p>
         </w:tc>
@@ -12519,7 +12519,7 @@
               <w:pStyle w:val="Compact"/>
             </w:pPr>
             <w:r>
-              <w:t xml:space="preserve">docs/HELDOUT.md (4d2c02c); docs/PREREG.md (7d9205e); docs/STATE.md (687983a); git tag objects and git ls-tree (the tag objects themselves)</w:t>
+              <w:t xml:space="preserve">docs/HELDOUT.md (4d2c02c); docs/PREREG.md (7d9205e); docs/STATE.md (2048f36); git tag objects and git ls-tree (the tag objects themselves)</w:t>
             </w:r>
           </w:p>
         </w:tc>
@@ -12567,7 +12567,7 @@
               <w:pStyle w:val="Compact"/>
             </w:pPr>
             <w:r>
-              <w:t xml:space="preserve">docs/STATE.md (687983a); docs/manuscript/REFERENCES_CHECK.md (6df6718); docs/manuscript/REVIEW_draft1.md (48931d2); docs/preprint/preprint.md (8bed48b); docs/preprint/references.bib (8bed48b)</w:t>
+              <w:t xml:space="preserve">docs/STATE.md (2048f36); docs/manuscript/REFERENCES_CHECK.md (6df6718); docs/manuscript/REVIEW_draft1.md (48931d2); docs/preprint/preprint.md (8bed48b); docs/preprint/references.bib (8bed48b)</w:t>
             </w:r>
           </w:p>
         </w:tc>
